--- a/rus/docx/10.content.docx
+++ b/rus/docx/10.content.docx
@@ -19,7 +19,7 @@
         <w:rPr>
           <w:lang w:val="ru_RU" w:bidi="ru_RU"/>
         </w:rPr>
-        <w:t>Resource: Заметки к учебнику - Вступления к книгам (Тиндейл)</w:t>
+        <w:t>Resource: Tyndale Open Study Notes</w:t>
       </w:r>
       <w:r>
         <w:rPr>
@@ -112,7 +112,7 @@
         <w:rPr>
           <w:lang w:val="ru_RU" w:bidi="ru_RU"/>
         </w:rPr>
-        <w:t>Заметки к учебнику - Вступления к книгам (Тиндейл)</w:t>
+        <w:t>Tyndale Open Study Notes</w:t>
       </w:r>
     </w:p>
     <w:p>

--- a/rus/docx/10.content.docx
+++ b/rus/docx/10.content.docx
@@ -19,7 +19,7 @@
         <w:rPr>
           <w:lang w:val="ru_RU" w:bidi="ru_RU"/>
         </w:rPr>
-        <w:t>Resource: Tyndale Open Study Notes</w:t>
+        <w:t>Resource: Aquifer Open Study Notes (Book Intros)</w:t>
       </w:r>
       <w:r>
         <w:rPr>
@@ -112,7 +112,7 @@
         <w:rPr>
           <w:lang w:val="ru_RU" w:bidi="ru_RU"/>
         </w:rPr>
-        <w:t>Tyndale Open Study Notes</w:t>
+        <w:t>Aquifer Open Study Notes (Book Intros)</w:t>
       </w:r>
     </w:p>
     <w:p>

--- a/rus/docx/10.content.docx
+++ b/rus/docx/10.content.docx
@@ -258,18 +258,12 @@
         </w:rPr>
         <w:t>Самуил помазал Давида как следующего царя Израиля ещё тогда, когда правил Саул (</w:t>
       </w:r>
-      <w:hyperlink r:id="rId13">
-        <w:r>
-          <w:rPr>
-            <w:lang w:val="ru_RU" w:bidi="ru_RU"/>
-          </w:rPr>
-          <w:rPr>
-            <w:color w:val="0000EE"/>
-            <w:u w:val="single"/>
-          </w:rPr>
-          <w:t>1Цар.16:1–13</w:t>
-        </w:r>
-      </w:hyperlink>
+      <w:r>
+        <w:rPr>
+          <w:lang w:val="ru_RU" w:bidi="ru_RU"/>
+        </w:rPr>
+        <w:t>1Цар.16:1–13</w:t>
+      </w:r>
       <w:r>
         <w:rPr>
           <w:lang w:val="ru_RU" w:bidi="ru_RU"/>
@@ -304,54 +298,36 @@
         </w:rPr>
         <w:t xml:space="preserve">Внешние перемены заключались в том, что во время правления царя Давида положение Израиля по отношению к своим соседям значительно улучшилось. Наиболее примечательно, что постоянная угроза, исходившая от филистимлян, столь очевидная в Книге Судей и во время правления Саула, в значительной степени исчезла в результате умелого руководства Давида (см. </w:t>
       </w:r>
-      <w:hyperlink r:id="rId14">
-        <w:r>
-          <w:rPr>
-            <w:lang w:val="ru_RU" w:bidi="ru_RU"/>
-          </w:rPr>
-          <w:rPr>
-            <w:color w:val="0000EE"/>
-            <w:u w:val="single"/>
-          </w:rPr>
-          <w:t>2Цар.5:17–25</w:t>
-        </w:r>
-      </w:hyperlink>
+      <w:r>
+        <w:rPr>
+          <w:lang w:val="ru_RU" w:bidi="ru_RU"/>
+        </w:rPr>
+        <w:t>2Цар.5:17–25</w:t>
+      </w:r>
       <w:r>
         <w:rPr>
           <w:lang w:val="ru_RU" w:bidi="ru_RU"/>
         </w:rPr>
         <w:t xml:space="preserve">; </w:t>
       </w:r>
-      <w:hyperlink r:id="rId15">
-        <w:r>
-          <w:rPr>
-            <w:lang w:val="ru_RU" w:bidi="ru_RU"/>
-          </w:rPr>
-          <w:rPr>
-            <w:color w:val="0000EE"/>
-            <w:u w:val="single"/>
-          </w:rPr>
-          <w:t>21:15–22</w:t>
-        </w:r>
-      </w:hyperlink>
+      <w:r>
+        <w:rPr>
+          <w:lang w:val="ru_RU" w:bidi="ru_RU"/>
+        </w:rPr>
+        <w:t>21:15–22</w:t>
+      </w:r>
       <w:r>
         <w:rPr>
           <w:lang w:val="ru_RU" w:bidi="ru_RU"/>
         </w:rPr>
         <w:t xml:space="preserve">; </w:t>
       </w:r>
-      <w:hyperlink r:id="rId16">
-        <w:r>
-          <w:rPr>
-            <w:lang w:val="ru_RU" w:bidi="ru_RU"/>
-          </w:rPr>
-          <w:rPr>
-            <w:color w:val="0000EE"/>
-            <w:u w:val="single"/>
-          </w:rPr>
-          <w:t>23:9–17</w:t>
-        </w:r>
-      </w:hyperlink>
+      <w:r>
+        <w:rPr>
+          <w:lang w:val="ru_RU" w:bidi="ru_RU"/>
+        </w:rPr>
+        <w:t>23:9–17</w:t>
+      </w:r>
       <w:r>
         <w:rPr>
           <w:lang w:val="ru_RU" w:bidi="ru_RU"/>
@@ -383,54 +359,36 @@
         </w:rPr>
         <w:t>Спустя 7,5 лет после смерти Саула и Ионафана (</w:t>
       </w:r>
-      <w:hyperlink r:id="rId17">
-        <w:r>
-          <w:rPr>
-            <w:lang w:val="ru_RU" w:bidi="ru_RU"/>
-          </w:rPr>
-          <w:rPr>
-            <w:color w:val="0000EE"/>
-            <w:u w:val="single"/>
-          </w:rPr>
-          <w:t>1:1–27</w:t>
-        </w:r>
-      </w:hyperlink>
+      <w:r>
+        <w:rPr>
+          <w:lang w:val="ru_RU" w:bidi="ru_RU"/>
+        </w:rPr>
+        <w:t>1:1–27</w:t>
+      </w:r>
       <w:r>
         <w:rPr>
           <w:lang w:val="ru_RU" w:bidi="ru_RU"/>
         </w:rPr>
         <w:t>) Давид правил как царь только над коленом Иуды. В течение двух лет единственный оставшийся в живых сын Саула, Иевосфей, был царём северных колен, и это привело к кровопролитной гражданской войне. Давид становился всё сильнее, в то время как Иевосфей ослабевал. В конце концов Иевосфей и его главнокомандующий Авенир были убиты, хотя Давид не желал их смерти (</w:t>
       </w:r>
-      <w:hyperlink r:id="rId18">
-        <w:r>
-          <w:rPr>
-            <w:lang w:val="ru_RU" w:bidi="ru_RU"/>
-          </w:rPr>
-          <w:rPr>
-            <w:color w:val="0000EE"/>
-            <w:u w:val="single"/>
-          </w:rPr>
-          <w:t>3:22–4:12</w:t>
-        </w:r>
-      </w:hyperlink>
+      <w:r>
+        <w:rPr>
+          <w:lang w:val="ru_RU" w:bidi="ru_RU"/>
+        </w:rPr>
+        <w:t>3:22–4:12</w:t>
+      </w:r>
       <w:r>
         <w:rPr>
           <w:lang w:val="ru_RU" w:bidi="ru_RU"/>
         </w:rPr>
         <w:t>). После смерти Иевосфея старейшины северных колен поклялись в верности Давиду. Давид немедленно перенёс свою столицу из Хеврона в расположенный к более центру страны Иерусалим, изгнав из него жителей иевуссеев (</w:t>
       </w:r>
-      <w:hyperlink r:id="rId19">
-        <w:r>
-          <w:rPr>
-            <w:lang w:val="ru_RU" w:bidi="ru_RU"/>
-          </w:rPr>
-          <w:rPr>
-            <w:color w:val="0000EE"/>
-            <w:u w:val="single"/>
-          </w:rPr>
-          <w:t>5:6–16</w:t>
-        </w:r>
-      </w:hyperlink>
+      <w:r>
+        <w:rPr>
+          <w:lang w:val="ru_RU" w:bidi="ru_RU"/>
+        </w:rPr>
+        <w:t>5:6–16</w:t>
+      </w:r>
       <w:r>
         <w:rPr>
           <w:lang w:val="ru_RU" w:bidi="ru_RU"/>
@@ -451,90 +409,60 @@
         </w:rPr>
         <w:t>Иерусалим был не просто политической столицей Давида. Перенеся ковчег завета в Иерусалим, Давид сделал этот город и духовной столицей Израиля (</w:t>
       </w:r>
-      <w:hyperlink r:id="rId20">
-        <w:r>
-          <w:rPr>
-            <w:lang w:val="ru_RU" w:bidi="ru_RU"/>
-          </w:rPr>
-          <w:rPr>
-            <w:color w:val="0000EE"/>
-            <w:u w:val="single"/>
-          </w:rPr>
-          <w:t>6:1–15</w:t>
-        </w:r>
-      </w:hyperlink>
+      <w:r>
+        <w:rPr>
+          <w:lang w:val="ru_RU" w:bidi="ru_RU"/>
+        </w:rPr>
+        <w:t>6:1–15</w:t>
+      </w:r>
       <w:r>
         <w:rPr>
           <w:lang w:val="ru_RU" w:bidi="ru_RU"/>
         </w:rPr>
         <w:t>). Вскоре после этого Бог заключил вечный завет с Давидом и его потомками (</w:t>
       </w:r>
-      <w:hyperlink r:id="rId21">
-        <w:r>
-          <w:rPr>
-            <w:lang w:val="ru_RU" w:bidi="ru_RU"/>
-          </w:rPr>
-          <w:rPr>
-            <w:color w:val="0000EE"/>
-            <w:u w:val="single"/>
-          </w:rPr>
-          <w:t>7:1–29</w:t>
-        </w:r>
-      </w:hyperlink>
+      <w:r>
+        <w:rPr>
+          <w:lang w:val="ru_RU" w:bidi="ru_RU"/>
+        </w:rPr>
+        <w:t>7:1–29</w:t>
+      </w:r>
       <w:r>
         <w:rPr>
           <w:lang w:val="ru_RU" w:bidi="ru_RU"/>
         </w:rPr>
         <w:t>). В эти ранние годы Давид добивался успеха во всех сферах (</w:t>
       </w:r>
-      <w:hyperlink r:id="rId22">
-        <w:r>
-          <w:rPr>
-            <w:lang w:val="ru_RU" w:bidi="ru_RU"/>
-          </w:rPr>
-          <w:rPr>
-            <w:color w:val="0000EE"/>
-            <w:u w:val="single"/>
-          </w:rPr>
-          <w:t>8:1–18</w:t>
-        </w:r>
-      </w:hyperlink>
+      <w:r>
+        <w:rPr>
+          <w:lang w:val="ru_RU" w:bidi="ru_RU"/>
+        </w:rPr>
+        <w:t>8:1–18</w:t>
+      </w:r>
       <w:r>
         <w:rPr>
           <w:lang w:val="ru_RU" w:bidi="ru_RU"/>
         </w:rPr>
         <w:t xml:space="preserve">; </w:t>
       </w:r>
-      <w:hyperlink r:id="rId23">
-        <w:r>
-          <w:rPr>
-            <w:lang w:val="ru_RU" w:bidi="ru_RU"/>
-          </w:rPr>
-          <w:rPr>
-            <w:color w:val="0000EE"/>
-            <w:u w:val="single"/>
-          </w:rPr>
-          <w:t>10:1–19</w:t>
-        </w:r>
-      </w:hyperlink>
+      <w:r>
+        <w:rPr>
+          <w:lang w:val="ru_RU" w:bidi="ru_RU"/>
+        </w:rPr>
+        <w:t>10:1–19</w:t>
+      </w:r>
       <w:r>
         <w:rPr>
           <w:lang w:val="ru_RU" w:bidi="ru_RU"/>
         </w:rPr>
         <w:t>) и выполнил своё обещание по-доброму относиться к потомкам Саула и Ионафана (</w:t>
       </w:r>
-      <w:hyperlink r:id="rId24">
-        <w:r>
-          <w:rPr>
-            <w:lang w:val="ru_RU" w:bidi="ru_RU"/>
-          </w:rPr>
-          <w:rPr>
-            <w:color w:val="0000EE"/>
-            <w:u w:val="single"/>
-          </w:rPr>
-          <w:t>9:1–13</w:t>
-        </w:r>
-      </w:hyperlink>
+      <w:r>
+        <w:rPr>
+          <w:lang w:val="ru_RU" w:bidi="ru_RU"/>
+        </w:rPr>
+        <w:t>9:1–13</w:t>
+      </w:r>
       <w:r>
         <w:rPr>
           <w:lang w:val="ru_RU" w:bidi="ru_RU"/>
@@ -555,90 +483,60 @@
         </w:rPr>
         <w:t>А затем Давид совершил одну из самых больших ошибок в своей жизни: он привёл в свой дом Вирсавию, чтобы вступить с ней в интимные отношения, хотя она была замужем за другим мужчиной (</w:t>
       </w:r>
-      <w:hyperlink r:id="rId25">
-        <w:r>
-          <w:rPr>
-            <w:lang w:val="ru_RU" w:bidi="ru_RU"/>
-          </w:rPr>
-          <w:rPr>
-            <w:color w:val="0000EE"/>
-            <w:u w:val="single"/>
-          </w:rPr>
-          <w:t>11:1–5</w:t>
-        </w:r>
-      </w:hyperlink>
+      <w:r>
+        <w:rPr>
+          <w:lang w:val="ru_RU" w:bidi="ru_RU"/>
+        </w:rPr>
+        <w:t>11:1–5</w:t>
+      </w:r>
       <w:r>
         <w:rPr>
           <w:lang w:val="ru_RU" w:bidi="ru_RU"/>
         </w:rPr>
         <w:t>). Когда Вирсавия забеременела, Давид организовал убийство её мужа (</w:t>
       </w:r>
-      <w:hyperlink r:id="rId26">
-        <w:r>
-          <w:rPr>
-            <w:lang w:val="ru_RU" w:bidi="ru_RU"/>
-          </w:rPr>
-          <w:rPr>
-            <w:color w:val="0000EE"/>
-            <w:u w:val="single"/>
-          </w:rPr>
-          <w:t>11:6–27</w:t>
-        </w:r>
-      </w:hyperlink>
+      <w:r>
+        <w:rPr>
+          <w:lang w:val="ru_RU" w:bidi="ru_RU"/>
+        </w:rPr>
+        <w:t>11:6–27</w:t>
+      </w:r>
       <w:r>
         <w:rPr>
           <w:lang w:val="ru_RU" w:bidi="ru_RU"/>
         </w:rPr>
         <w:t>). Бог разгневался на действия Давида и наказал его (</w:t>
       </w:r>
-      <w:hyperlink r:id="rId27">
-        <w:r>
-          <w:rPr>
-            <w:lang w:val="ru_RU" w:bidi="ru_RU"/>
-          </w:rPr>
-          <w:rPr>
-            <w:color w:val="0000EE"/>
-            <w:u w:val="single"/>
-          </w:rPr>
-          <w:t>12:1–12</w:t>
-        </w:r>
-      </w:hyperlink>
+      <w:r>
+        <w:rPr>
+          <w:lang w:val="ru_RU" w:bidi="ru_RU"/>
+        </w:rPr>
+        <w:t>12:1–12</w:t>
+      </w:r>
       <w:r>
         <w:rPr>
           <w:lang w:val="ru_RU" w:bidi="ru_RU"/>
         </w:rPr>
         <w:t>). Хотя Давид покаялся и получил Божье прощение, ребёнок, зачатый в результате этой связи, умер (</w:t>
       </w:r>
-      <w:hyperlink r:id="rId28">
-        <w:r>
-          <w:rPr>
-            <w:lang w:val="ru_RU" w:bidi="ru_RU"/>
-          </w:rPr>
-          <w:rPr>
-            <w:color w:val="0000EE"/>
-            <w:u w:val="single"/>
-          </w:rPr>
-          <w:t>12:13–23</w:t>
-        </w:r>
-      </w:hyperlink>
+      <w:r>
+        <w:rPr>
+          <w:lang w:val="ru_RU" w:bidi="ru_RU"/>
+        </w:rPr>
+        <w:t>12:13–23</w:t>
+      </w:r>
       <w:r>
         <w:rPr>
           <w:lang w:val="ru_RU" w:bidi="ru_RU"/>
         </w:rPr>
         <w:t>). Но Давид оставался избранным Божьим царём (</w:t>
       </w:r>
-      <w:hyperlink r:id="rId29">
-        <w:r>
-          <w:rPr>
-            <w:lang w:val="ru_RU" w:bidi="ru_RU"/>
-          </w:rPr>
-          <w:rPr>
-            <w:color w:val="0000EE"/>
-            <w:u w:val="single"/>
-          </w:rPr>
-          <w:t>12:24–31</w:t>
-        </w:r>
-      </w:hyperlink>
+      <w:r>
+        <w:rPr>
+          <w:lang w:val="ru_RU" w:bidi="ru_RU"/>
+        </w:rPr>
+        <w:t>12:24–31</w:t>
+      </w:r>
       <w:r>
         <w:rPr>
           <w:lang w:val="ru_RU" w:bidi="ru_RU"/>
@@ -659,54 +557,36 @@
         </w:rPr>
         <w:t>С этого момента проблемы Давида только усугублялись. Амнон, один из сыновей Давида, изнасиловал свою сводную сестру Фамарь, и её брат Авессалом отомстил за это деяние (</w:t>
       </w:r>
-      <w:hyperlink r:id="rId30">
-        <w:r>
-          <w:rPr>
-            <w:lang w:val="ru_RU" w:bidi="ru_RU"/>
-          </w:rPr>
-          <w:rPr>
-            <w:color w:val="0000EE"/>
-            <w:u w:val="single"/>
-          </w:rPr>
-          <w:t>13:1–39</w:t>
-        </w:r>
-      </w:hyperlink>
+      <w:r>
+        <w:rPr>
+          <w:lang w:val="ru_RU" w:bidi="ru_RU"/>
+        </w:rPr>
+        <w:t>13:1–39</w:t>
+      </w:r>
       <w:r>
         <w:rPr>
           <w:lang w:val="ru_RU" w:bidi="ru_RU"/>
         </w:rPr>
         <w:t>). Позже Авессалом попытался свергнуть Давида и занять его место, но во время мятежа был убит (</w:t>
       </w:r>
-      <w:hyperlink r:id="rId31">
-        <w:r>
-          <w:rPr>
-            <w:lang w:val="ru_RU" w:bidi="ru_RU"/>
-          </w:rPr>
-          <w:rPr>
-            <w:color w:val="0000EE"/>
-            <w:u w:val="single"/>
-          </w:rPr>
-          <w:t>14:1–19:43</w:t>
-        </w:r>
-      </w:hyperlink>
+      <w:r>
+        <w:rPr>
+          <w:lang w:val="ru_RU" w:bidi="ru_RU"/>
+        </w:rPr>
+        <w:t>14:1–19:43</w:t>
+      </w:r>
       <w:r>
         <w:rPr>
           <w:lang w:val="ru_RU" w:bidi="ru_RU"/>
         </w:rPr>
         <w:t>). Савей из колена Вениаминова тоже поднял восстание против Давида, но потерпел поражение и был казнён (</w:t>
       </w:r>
-      <w:hyperlink r:id="rId32">
-        <w:r>
-          <w:rPr>
-            <w:lang w:val="ru_RU" w:bidi="ru_RU"/>
-          </w:rPr>
-          <w:rPr>
-            <w:color w:val="0000EE"/>
-            <w:u w:val="single"/>
-          </w:rPr>
-          <w:t>20:1–26</w:t>
-        </w:r>
-      </w:hyperlink>
+      <w:r>
+        <w:rPr>
+          <w:lang w:val="ru_RU" w:bidi="ru_RU"/>
+        </w:rPr>
+        <w:t>20:1–26</w:t>
+      </w:r>
       <w:r>
         <w:rPr>
           <w:lang w:val="ru_RU" w:bidi="ru_RU"/>
@@ -727,90 +607,60 @@
         </w:rPr>
         <w:t>Будучи царём, Давид дважды пытался смягчить Божий гнев против своего народа (</w:t>
       </w:r>
-      <w:hyperlink r:id="rId33">
-        <w:r>
-          <w:rPr>
-            <w:lang w:val="ru_RU" w:bidi="ru_RU"/>
-          </w:rPr>
-          <w:rPr>
-            <w:color w:val="0000EE"/>
-            <w:u w:val="single"/>
-          </w:rPr>
-          <w:t>21:1–22</w:t>
-        </w:r>
-      </w:hyperlink>
+      <w:r>
+        <w:rPr>
+          <w:lang w:val="ru_RU" w:bidi="ru_RU"/>
+        </w:rPr>
+        <w:t>21:1–22</w:t>
+      </w:r>
       <w:r>
         <w:rPr>
           <w:lang w:val="ru_RU" w:bidi="ru_RU"/>
         </w:rPr>
         <w:t xml:space="preserve">; </w:t>
       </w:r>
-      <w:hyperlink r:id="rId34">
-        <w:r>
-          <w:rPr>
-            <w:lang w:val="ru_RU" w:bidi="ru_RU"/>
-          </w:rPr>
-          <w:rPr>
-            <w:color w:val="0000EE"/>
-            <w:u w:val="single"/>
-          </w:rPr>
-          <w:t>24:1–25</w:t>
-        </w:r>
-      </w:hyperlink>
+      <w:r>
+        <w:rPr>
+          <w:lang w:val="ru_RU" w:bidi="ru_RU"/>
+        </w:rPr>
+        <w:t>24:1–25</w:t>
+      </w:r>
       <w:r>
         <w:rPr>
           <w:lang w:val="ru_RU" w:bidi="ru_RU"/>
         </w:rPr>
         <w:t>). Во время второго случая Давид построил в Иерусалиме жертвенник (</w:t>
       </w:r>
-      <w:hyperlink r:id="rId35">
-        <w:r>
-          <w:rPr>
-            <w:lang w:val="ru_RU" w:bidi="ru_RU"/>
-          </w:rPr>
-          <w:rPr>
-            <w:color w:val="0000EE"/>
-            <w:u w:val="single"/>
-          </w:rPr>
-          <w:t>24:18–25</w:t>
-        </w:r>
-      </w:hyperlink>
+      <w:r>
+        <w:rPr>
+          <w:lang w:val="ru_RU" w:bidi="ru_RU"/>
+        </w:rPr>
+        <w:t>24:18–25</w:t>
+      </w:r>
       <w:r>
         <w:rPr>
           <w:lang w:val="ru_RU" w:bidi="ru_RU"/>
         </w:rPr>
         <w:t xml:space="preserve">), и на этом месте позже был построен Храм (см. </w:t>
       </w:r>
-      <w:hyperlink r:id="rId36">
-        <w:r>
-          <w:rPr>
-            <w:lang w:val="ru_RU" w:bidi="ru_RU"/>
-          </w:rPr>
-          <w:rPr>
-            <w:color w:val="0000EE"/>
-            <w:u w:val="single"/>
-          </w:rPr>
-          <w:t>1Пар.21:18–22:1</w:t>
-        </w:r>
-      </w:hyperlink>
+      <w:r>
+        <w:rPr>
+          <w:lang w:val="ru_RU" w:bidi="ru_RU"/>
+        </w:rPr>
+        <w:t>1Пар.21:18–22:1</w:t>
+      </w:r>
       <w:r>
         <w:rPr>
           <w:lang w:val="ru_RU" w:bidi="ru_RU"/>
         </w:rPr>
         <w:t>). Между этими двумя эпизодами помещены отрывки, прославляющие Божью силу, действующую через Давида, и описания верности и героизма особых воинов Давида (</w:t>
       </w:r>
-      <w:hyperlink r:id="rId37">
-        <w:r>
-          <w:rPr>
-            <w:lang w:val="ru_RU" w:bidi="ru_RU"/>
-          </w:rPr>
-          <w:rPr>
-            <w:color w:val="0000EE"/>
-            <w:u w:val="single"/>
-          </w:rPr>
-          <w:t>22:1–23:39</w:t>
-        </w:r>
-      </w:hyperlink>
+      <w:r>
+        <w:rPr>
+          <w:lang w:val="ru_RU" w:bidi="ru_RU"/>
+        </w:rPr>
+        <w:t>22:1–23:39</w:t>
+      </w:r>
       <w:r>
         <w:rPr>
           <w:lang w:val="ru_RU" w:bidi="ru_RU"/>
@@ -893,144 +743,96 @@
         </w:rPr>
         <w:t xml:space="preserve">Жестокость. Во Второй книге Царств больше, чем в любой другой библейской книге, рассказывается об убийствах и казнях, в первую очередь политических соперников Давида и их сторонников (Саула и Ионафана, </w:t>
       </w:r>
-      <w:hyperlink r:id="rId38">
-        <w:r>
-          <w:rPr>
-            <w:lang w:val="ru_RU" w:bidi="ru_RU"/>
-          </w:rPr>
-          <w:rPr>
-            <w:color w:val="0000EE"/>
-            <w:u w:val="single"/>
-          </w:rPr>
-          <w:t>1:1–15</w:t>
-        </w:r>
-      </w:hyperlink>
+      <w:r>
+        <w:rPr>
+          <w:lang w:val="ru_RU" w:bidi="ru_RU"/>
+        </w:rPr>
+        <w:t>1:1–15</w:t>
+      </w:r>
       <w:r>
         <w:rPr>
           <w:lang w:val="ru_RU" w:bidi="ru_RU"/>
         </w:rPr>
         <w:t xml:space="preserve">; Авенира </w:t>
       </w:r>
-      <w:hyperlink r:id="rId39">
-        <w:r>
-          <w:rPr>
-            <w:lang w:val="ru_RU" w:bidi="ru_RU"/>
-          </w:rPr>
-          <w:rPr>
-            <w:color w:val="0000EE"/>
-            <w:u w:val="single"/>
-          </w:rPr>
-          <w:t>3:30</w:t>
-        </w:r>
-      </w:hyperlink>
+      <w:r>
+        <w:rPr>
+          <w:lang w:val="ru_RU" w:bidi="ru_RU"/>
+        </w:rPr>
+        <w:t>3:30</w:t>
+      </w:r>
       <w:r>
         <w:rPr>
           <w:lang w:val="ru_RU" w:bidi="ru_RU"/>
         </w:rPr>
         <w:t xml:space="preserve">; Иевосфея </w:t>
       </w:r>
-      <w:hyperlink r:id="rId40">
-        <w:r>
-          <w:rPr>
-            <w:lang w:val="ru_RU" w:bidi="ru_RU"/>
-          </w:rPr>
-          <w:rPr>
-            <w:color w:val="0000EE"/>
-            <w:u w:val="single"/>
-          </w:rPr>
-          <w:t>4:6–8</w:t>
-        </w:r>
-      </w:hyperlink>
+      <w:r>
+        <w:rPr>
+          <w:lang w:val="ru_RU" w:bidi="ru_RU"/>
+        </w:rPr>
+        <w:t>4:6–8</w:t>
+      </w:r>
       <w:r>
         <w:rPr>
           <w:lang w:val="ru_RU" w:bidi="ru_RU"/>
         </w:rPr>
         <w:t xml:space="preserve">; Авессалома </w:t>
       </w:r>
-      <w:hyperlink r:id="rId41">
-        <w:r>
-          <w:rPr>
-            <w:lang w:val="ru_RU" w:bidi="ru_RU"/>
-          </w:rPr>
-          <w:rPr>
-            <w:color w:val="0000EE"/>
-            <w:u w:val="single"/>
-          </w:rPr>
-          <w:t>18:14–15</w:t>
-        </w:r>
-      </w:hyperlink>
+      <w:r>
+        <w:rPr>
+          <w:lang w:val="ru_RU" w:bidi="ru_RU"/>
+        </w:rPr>
+        <w:t>18:14–15</w:t>
+      </w:r>
       <w:r>
         <w:rPr>
           <w:lang w:val="ru_RU" w:bidi="ru_RU"/>
         </w:rPr>
         <w:t xml:space="preserve">; других потомков Саула мужского пола </w:t>
       </w:r>
-      <w:hyperlink r:id="rId42">
-        <w:r>
-          <w:rPr>
-            <w:lang w:val="ru_RU" w:bidi="ru_RU"/>
-          </w:rPr>
-          <w:rPr>
-            <w:color w:val="0000EE"/>
-            <w:u w:val="single"/>
-          </w:rPr>
-          <w:t>21:8–9</w:t>
-        </w:r>
-      </w:hyperlink>
+      <w:r>
+        <w:rPr>
+          <w:lang w:val="ru_RU" w:bidi="ru_RU"/>
+        </w:rPr>
+        <w:t>21:8–9</w:t>
+      </w:r>
       <w:r>
         <w:rPr>
           <w:lang w:val="ru_RU" w:bidi="ru_RU"/>
         </w:rPr>
         <w:t xml:space="preserve">; Амессая </w:t>
       </w:r>
-      <w:hyperlink r:id="rId43">
-        <w:r>
-          <w:rPr>
-            <w:lang w:val="ru_RU" w:bidi="ru_RU"/>
-          </w:rPr>
-          <w:rPr>
-            <w:color w:val="0000EE"/>
-            <w:u w:val="single"/>
-          </w:rPr>
-          <w:t>20:10</w:t>
-        </w:r>
-      </w:hyperlink>
+      <w:r>
+        <w:rPr>
+          <w:lang w:val="ru_RU" w:bidi="ru_RU"/>
+        </w:rPr>
+        <w:t>20:10</w:t>
+      </w:r>
       <w:r>
         <w:rPr>
           <w:lang w:val="ru_RU" w:bidi="ru_RU"/>
         </w:rPr>
         <w:t xml:space="preserve">; Савея </w:t>
       </w:r>
-      <w:hyperlink r:id="rId44">
-        <w:r>
-          <w:rPr>
-            <w:lang w:val="ru_RU" w:bidi="ru_RU"/>
-          </w:rPr>
-          <w:rPr>
-            <w:color w:val="0000EE"/>
-            <w:u w:val="single"/>
-          </w:rPr>
-          <w:t>20:21–22</w:t>
-        </w:r>
-      </w:hyperlink>
+      <w:r>
+        <w:rPr>
+          <w:lang w:val="ru_RU" w:bidi="ru_RU"/>
+        </w:rPr>
+        <w:t>20:21–22</w:t>
+      </w:r>
       <w:r>
         <w:rPr>
           <w:lang w:val="ru_RU" w:bidi="ru_RU"/>
         </w:rPr>
         <w:t xml:space="preserve">). Однако рассказчик старается показать, что Давид не несёт ответственности за эти убийства. Вопреки утверждениям некоторых (см. </w:t>
       </w:r>
-      <w:hyperlink r:id="rId45">
-        <w:r>
-          <w:rPr>
-            <w:lang w:val="ru_RU" w:bidi="ru_RU"/>
-          </w:rPr>
-          <w:rPr>
-            <w:color w:val="0000EE"/>
-            <w:u w:val="single"/>
-          </w:rPr>
-          <w:t>16:5–8</w:t>
-        </w:r>
-      </w:hyperlink>
+      <w:r>
+        <w:rPr>
+          <w:lang w:val="ru_RU" w:bidi="ru_RU"/>
+        </w:rPr>
+        <w:t>16:5–8</w:t>
+      </w:r>
       <w:r>
         <w:rPr>
           <w:lang w:val="ru_RU" w:bidi="ru_RU"/>
@@ -1051,36 +853,24 @@
         </w:rPr>
         <w:t>Давид не был причастен ко многим убийствам, связанным с его приходом к власти. Он не был узурпатором, который насильственно уничтожил предыдущую царскую семью. На самом деле, он искренне оплакивал смерть Саула и Ионафана и приказал казнить тех, кто убил Саула и Иевосфея (</w:t>
       </w:r>
-      <w:hyperlink r:id="rId46">
-        <w:r>
-          <w:rPr>
-            <w:lang w:val="ru_RU" w:bidi="ru_RU"/>
-          </w:rPr>
-          <w:rPr>
-            <w:color w:val="0000EE"/>
-            <w:u w:val="single"/>
-          </w:rPr>
-          <w:t>1:1–16</w:t>
-        </w:r>
-      </w:hyperlink>
+      <w:r>
+        <w:rPr>
+          <w:lang w:val="ru_RU" w:bidi="ru_RU"/>
+        </w:rPr>
+        <w:t>1:1–16</w:t>
+      </w:r>
       <w:r>
         <w:rPr>
           <w:lang w:val="ru_RU" w:bidi="ru_RU"/>
         </w:rPr>
         <w:t xml:space="preserve">; </w:t>
       </w:r>
-      <w:hyperlink r:id="rId47">
-        <w:r>
-          <w:rPr>
-            <w:lang w:val="ru_RU" w:bidi="ru_RU"/>
-          </w:rPr>
-          <w:rPr>
-            <w:color w:val="0000EE"/>
-            <w:u w:val="single"/>
-          </w:rPr>
-          <w:t>4:12</w:t>
-        </w:r>
-      </w:hyperlink>
+      <w:r>
+        <w:rPr>
+          <w:lang w:val="ru_RU" w:bidi="ru_RU"/>
+        </w:rPr>
+        <w:t>4:12</w:t>
+      </w:r>
       <w:r>
         <w:rPr>
           <w:lang w:val="ru_RU" w:bidi="ru_RU"/>
@@ -1112,18 +902,12 @@
         </w:rPr>
         <w:t>В Первой книге Царств рассказывается, как Бог повелел пророку помазать Давида на царство (</w:t>
       </w:r>
-      <w:hyperlink r:id="rId13">
-        <w:r>
-          <w:rPr>
-            <w:lang w:val="ru_RU" w:bidi="ru_RU"/>
-          </w:rPr>
-          <w:rPr>
-            <w:color w:val="0000EE"/>
-            <w:u w:val="single"/>
-          </w:rPr>
-          <w:t>1Цар.16:1–13</w:t>
-        </w:r>
-      </w:hyperlink>
+      <w:r>
+        <w:rPr>
+          <w:lang w:val="ru_RU" w:bidi="ru_RU"/>
+        </w:rPr>
+        <w:t>1Цар.16:1–13</w:t>
+      </w:r>
       <w:r>
         <w:rPr>
           <w:lang w:val="ru_RU" w:bidi="ru_RU"/>
@@ -1144,180 +928,120 @@
         </w:rPr>
         <w:t>Божий завет с Давидом имеет значительное сходство с заветом с Авраамом. Оба завета обещают великую славу (</w:t>
       </w:r>
-      <w:hyperlink r:id="rId48">
-        <w:r>
-          <w:rPr>
-            <w:lang w:val="ru_RU" w:bidi="ru_RU"/>
-          </w:rPr>
-          <w:rPr>
-            <w:color w:val="0000EE"/>
-            <w:u w:val="single"/>
-          </w:rPr>
-          <w:t>Быт.12:2</w:t>
-        </w:r>
-      </w:hyperlink>
+      <w:r>
+        <w:rPr>
+          <w:lang w:val="ru_RU" w:bidi="ru_RU"/>
+        </w:rPr>
+        <w:t>Быт.12:2</w:t>
+      </w:r>
       <w:r>
         <w:rPr>
           <w:lang w:val="ru_RU" w:bidi="ru_RU"/>
         </w:rPr>
         <w:t xml:space="preserve">; </w:t>
       </w:r>
-      <w:hyperlink r:id="rId49">
-        <w:r>
-          <w:rPr>
-            <w:lang w:val="ru_RU" w:bidi="ru_RU"/>
-          </w:rPr>
-          <w:rPr>
-            <w:color w:val="0000EE"/>
-            <w:u w:val="single"/>
-          </w:rPr>
-          <w:t>2Цар.7:9</w:t>
-        </w:r>
-      </w:hyperlink>
+      <w:r>
+        <w:rPr>
+          <w:lang w:val="ru_RU" w:bidi="ru_RU"/>
+        </w:rPr>
+        <w:t>2Цар.7:9</w:t>
+      </w:r>
       <w:r>
         <w:rPr>
           <w:lang w:val="ru_RU" w:bidi="ru_RU"/>
         </w:rPr>
         <w:t>) и покой от врагов (</w:t>
       </w:r>
-      <w:hyperlink r:id="rId50">
-        <w:r>
-          <w:rPr>
-            <w:lang w:val="ru_RU" w:bidi="ru_RU"/>
-          </w:rPr>
-          <w:rPr>
-            <w:color w:val="0000EE"/>
-            <w:u w:val="single"/>
-          </w:rPr>
-          <w:t>Быт.15:18–21</w:t>
-        </w:r>
-      </w:hyperlink>
+      <w:r>
+        <w:rPr>
+          <w:lang w:val="ru_RU" w:bidi="ru_RU"/>
+        </w:rPr>
+        <w:t>Быт.15:18–21</w:t>
+      </w:r>
       <w:r>
         <w:rPr>
           <w:lang w:val="ru_RU" w:bidi="ru_RU"/>
         </w:rPr>
         <w:t xml:space="preserve">; </w:t>
       </w:r>
-      <w:hyperlink r:id="rId51">
-        <w:r>
-          <w:rPr>
-            <w:lang w:val="ru_RU" w:bidi="ru_RU"/>
-          </w:rPr>
-          <w:rPr>
-            <w:color w:val="0000EE"/>
-            <w:u w:val="single"/>
-          </w:rPr>
-          <w:t>2Цар.7:10</w:t>
-        </w:r>
-      </w:hyperlink>
+      <w:r>
+        <w:rPr>
+          <w:lang w:val="ru_RU" w:bidi="ru_RU"/>
+        </w:rPr>
+        <w:t>2Цар.7:10</w:t>
+      </w:r>
       <w:r>
         <w:rPr>
           <w:lang w:val="ru_RU" w:bidi="ru_RU"/>
         </w:rPr>
         <w:t>). Оба завета установлены навеки (</w:t>
       </w:r>
-      <w:hyperlink r:id="rId52">
-        <w:r>
-          <w:rPr>
-            <w:lang w:val="ru_RU" w:bidi="ru_RU"/>
-          </w:rPr>
-          <w:rPr>
-            <w:color w:val="0000EE"/>
-            <w:u w:val="single"/>
-          </w:rPr>
-          <w:t>Быт.13:15</w:t>
-        </w:r>
-      </w:hyperlink>
+      <w:r>
+        <w:rPr>
+          <w:lang w:val="ru_RU" w:bidi="ru_RU"/>
+        </w:rPr>
+        <w:t>Быт.13:15</w:t>
+      </w:r>
       <w:r>
         <w:rPr>
           <w:lang w:val="ru_RU" w:bidi="ru_RU"/>
         </w:rPr>
         <w:t xml:space="preserve">; </w:t>
       </w:r>
-      <w:hyperlink r:id="rId53">
-        <w:r>
-          <w:rPr>
-            <w:lang w:val="ru_RU" w:bidi="ru_RU"/>
-          </w:rPr>
-          <w:rPr>
-            <w:color w:val="0000EE"/>
-            <w:u w:val="single"/>
-          </w:rPr>
-          <w:t>2Цар.7:16</w:t>
-        </w:r>
-      </w:hyperlink>
+      <w:r>
+        <w:rPr>
+          <w:lang w:val="ru_RU" w:bidi="ru_RU"/>
+        </w:rPr>
+        <w:t>2Цар.7:16</w:t>
+      </w:r>
       <w:r>
         <w:rPr>
           <w:lang w:val="ru_RU" w:bidi="ru_RU"/>
         </w:rPr>
         <w:t>), и большая часть земли, которую Бог обещал Аврааму и его потомкам (</w:t>
       </w:r>
-      <w:hyperlink r:id="rId54">
-        <w:r>
-          <w:rPr>
-            <w:lang w:val="ru_RU" w:bidi="ru_RU"/>
-          </w:rPr>
-          <w:rPr>
-            <w:color w:val="0000EE"/>
-            <w:u w:val="single"/>
-          </w:rPr>
-          <w:t>Быт.15:18</w:t>
-        </w:r>
-      </w:hyperlink>
+      <w:r>
+        <w:rPr>
+          <w:lang w:val="ru_RU" w:bidi="ru_RU"/>
+        </w:rPr>
+        <w:t>Быт.15:18</w:t>
+      </w:r>
       <w:r>
         <w:rPr>
           <w:lang w:val="ru_RU" w:bidi="ru_RU"/>
         </w:rPr>
         <w:t>), была приобретена Давидом в результате расширения его царства (</w:t>
       </w:r>
-      <w:hyperlink r:id="rId14">
-        <w:r>
-          <w:rPr>
-            <w:lang w:val="ru_RU" w:bidi="ru_RU"/>
-          </w:rPr>
-          <w:rPr>
-            <w:color w:val="0000EE"/>
-            <w:u w:val="single"/>
-          </w:rPr>
-          <w:t>2Цар.5:17–25</w:t>
-        </w:r>
-      </w:hyperlink>
+      <w:r>
+        <w:rPr>
+          <w:lang w:val="ru_RU" w:bidi="ru_RU"/>
+        </w:rPr>
+        <w:t>2Цар.5:17–25</w:t>
+      </w:r>
       <w:r>
         <w:rPr>
           <w:lang w:val="ru_RU" w:bidi="ru_RU"/>
         </w:rPr>
         <w:t xml:space="preserve">; </w:t>
       </w:r>
-      <w:hyperlink r:id="rId55">
-        <w:r>
-          <w:rPr>
-            <w:lang w:val="ru_RU" w:bidi="ru_RU"/>
-          </w:rPr>
-          <w:rPr>
-            <w:color w:val="0000EE"/>
-            <w:u w:val="single"/>
-          </w:rPr>
-          <w:t>8:1–14</w:t>
-        </w:r>
-      </w:hyperlink>
+      <w:r>
+        <w:rPr>
+          <w:lang w:val="ru_RU" w:bidi="ru_RU"/>
+        </w:rPr>
+        <w:t>8:1–14</w:t>
+      </w:r>
       <w:r>
         <w:rPr>
           <w:lang w:val="ru_RU" w:bidi="ru_RU"/>
         </w:rPr>
         <w:t xml:space="preserve">; </w:t>
       </w:r>
-      <w:hyperlink r:id="rId56">
-        <w:r>
-          <w:rPr>
-            <w:lang w:val="ru_RU" w:bidi="ru_RU"/>
-          </w:rPr>
-          <w:rPr>
-            <w:color w:val="0000EE"/>
-            <w:u w:val="single"/>
-          </w:rPr>
-          <w:t>10:1–9</w:t>
-        </w:r>
-      </w:hyperlink>
+      <w:r>
+        <w:rPr>
+          <w:lang w:val="ru_RU" w:bidi="ru_RU"/>
+        </w:rPr>
+        <w:t>10:1–9</w:t>
+      </w:r>
       <w:r>
         <w:rPr>
           <w:lang w:val="ru_RU" w:bidi="ru_RU"/>
@@ -1338,54 +1062,36 @@
         </w:rPr>
         <w:t>Преданность Бога имела решающее значение для успеха Давида, несмотря на гражданскую войну, восстания, кровожадные амбиции некоторых из его верноподданных и его личные падения. Ошибки Давида — особенно его прелюбодеяние с Вирсавией и убийство Урии — могут заставить задуматься, не станет ли Давид таким же, как Саул, отвергнутым Богом и заменённым другим. Несомненно, Бог действительно наказал Давида, когда он согрешил (</w:t>
       </w:r>
-      <w:hyperlink r:id="rId57">
-        <w:r>
-          <w:rPr>
-            <w:lang w:val="ru_RU" w:bidi="ru_RU"/>
-          </w:rPr>
-          <w:rPr>
-            <w:color w:val="0000EE"/>
-            <w:u w:val="single"/>
-          </w:rPr>
-          <w:t>12:1–20:26</w:t>
-        </w:r>
-      </w:hyperlink>
+      <w:r>
+        <w:rPr>
+          <w:lang w:val="ru_RU" w:bidi="ru_RU"/>
+        </w:rPr>
+        <w:t>12:1–20:26</w:t>
+      </w:r>
       <w:r>
         <w:rPr>
           <w:lang w:val="ru_RU" w:bidi="ru_RU"/>
         </w:rPr>
         <w:t xml:space="preserve">; </w:t>
       </w:r>
-      <w:hyperlink r:id="rId34">
-        <w:r>
-          <w:rPr>
-            <w:lang w:val="ru_RU" w:bidi="ru_RU"/>
-          </w:rPr>
-          <w:rPr>
-            <w:color w:val="0000EE"/>
-            <w:u w:val="single"/>
-          </w:rPr>
-          <w:t>24:1–25</w:t>
-        </w:r>
-      </w:hyperlink>
+      <w:r>
+        <w:rPr>
+          <w:lang w:val="ru_RU" w:bidi="ru_RU"/>
+        </w:rPr>
+        <w:t>24:1–25</w:t>
+      </w:r>
       <w:r>
         <w:rPr>
           <w:lang w:val="ru_RU" w:bidi="ru_RU"/>
         </w:rPr>
         <w:t>). Но Бог оставался преданным Давиду и его династии (</w:t>
       </w:r>
-      <w:hyperlink r:id="rId58">
-        <w:r>
-          <w:rPr>
-            <w:lang w:val="ru_RU" w:bidi="ru_RU"/>
-          </w:rPr>
-          <w:rPr>
-            <w:color w:val="0000EE"/>
-            <w:u w:val="single"/>
-          </w:rPr>
-          <w:t>7:14–16</w:t>
-        </w:r>
-      </w:hyperlink>
+      <w:r>
+        <w:rPr>
+          <w:lang w:val="ru_RU" w:bidi="ru_RU"/>
+        </w:rPr>
+        <w:t>7:14–16</w:t>
+      </w:r>
       <w:r>
         <w:rPr>
           <w:lang w:val="ru_RU" w:bidi="ru_RU"/>
@@ -1406,36 +1112,24 @@
         </w:rPr>
         <w:t>Царство занимало центральное место в Божьем плане для Его народа и творения. Божья приверженность Давиду простирается не только на самого Давида и его непосредственных потомков, но и на его отдалённого потомка — на Иисуса Христа. Новый Завет начинается (</w:t>
       </w:r>
-      <w:hyperlink r:id="rId59">
-        <w:r>
-          <w:rPr>
-            <w:lang w:val="ru_RU" w:bidi="ru_RU"/>
-          </w:rPr>
-          <w:rPr>
-            <w:color w:val="0000EE"/>
-            <w:u w:val="single"/>
-          </w:rPr>
-          <w:t>Мф.1:1</w:t>
-        </w:r>
-      </w:hyperlink>
+      <w:r>
+        <w:rPr>
+          <w:lang w:val="ru_RU" w:bidi="ru_RU"/>
+        </w:rPr>
+        <w:t>Мф.1:1</w:t>
+      </w:r>
       <w:r>
         <w:rPr>
           <w:lang w:val="ru_RU" w:bidi="ru_RU"/>
         </w:rPr>
         <w:t>) и заканчивается (</w:t>
       </w:r>
-      <w:hyperlink r:id="rId60">
-        <w:r>
-          <w:rPr>
-            <w:lang w:val="ru_RU" w:bidi="ru_RU"/>
-          </w:rPr>
-          <w:rPr>
-            <w:color w:val="0000EE"/>
-            <w:u w:val="single"/>
-          </w:rPr>
-          <w:t>Откр.22:16</w:t>
-        </w:r>
-      </w:hyperlink>
+      <w:r>
+        <w:rPr>
+          <w:lang w:val="ru_RU" w:bidi="ru_RU"/>
+        </w:rPr>
+        <w:t>Откр.22:16</w:t>
+      </w:r>
       <w:r>
         <w:rPr>
           <w:lang w:val="ru_RU" w:bidi="ru_RU"/>
